--- a/gates/design/VLMS_TEST.docx
+++ b/gates/design/VLMS_TEST.docx
@@ -711,22 +711,21 @@
     </w:p>
     <w:p>
       <w:pPr>
-        <w:spacing w:after="200" w:before="0"/>
+        <w:spacing w:after="80" w:before="0"/>
       </w:pPr>
       <w:r>
         <w:rPr>
           <w:rFonts w:ascii="Arial" w:hAnsi="Arial"/>
           <w:b w:val="0"/>
           <w:i/>
-          <w:color w:val="6B7280"/>
-          <w:sz w:val="20"/>
+          <w:sz w:val="22"/>
         </w:rPr>
         <w:t>Satisfies: ISO/IEC/IEEE 29119-3:2021 (test documentation templates).</w:t>
       </w:r>
     </w:p>
     <w:p>
       <w:pPr>
-        <w:spacing w:after="120" w:before="0"/>
+        <w:spacing w:after="200" w:before="0"/>
       </w:pPr>
       <w:r>
         <w:rPr>
@@ -869,8 +868,7 @@
         <w:rPr>
           <w:rFonts w:ascii="Arial" w:hAnsi="Arial"/>
           <w:b w:val="0"/>
-          <w:i/>
-          <w:color w:val="A83E00"/>
+          <w:i w:val="0"/>
           <w:sz w:val="22"/>
         </w:rPr>
         <w:t>[TBC – owner: Philip] Whether the App Service tier supports a staging slot is to be confirmed once the Standard tier is provisioned (see ADR-0001 consequences).</w:t>
@@ -978,7 +976,7 @@
         </w:tc>
         <w:tc>
           <w:tcPr>
-            <w:tcW w:type="dxa" w:w="5000"/>
+            <w:tcW w:type="dxa" w:w="5100"/>
             <w:shd w:val="clear" w:color="auto" w:fill="374151"/>
           </w:tcPr>
           <w:p>
@@ -998,7 +996,7 @@
         </w:tc>
         <w:tc>
           <w:tcPr>
-            <w:tcW w:type="dxa" w:w="3126"/>
+            <w:tcW w:type="dxa" w:w="3026"/>
             <w:shd w:val="clear" w:color="auto" w:fill="374151"/>
           </w:tcPr>
           <w:p>
@@ -1038,7 +1036,7 @@
         </w:tc>
         <w:tc>
           <w:tcPr>
-            <w:tcW w:type="dxa" w:w="5000"/>
+            <w:tcW w:type="dxa" w:w="5100"/>
             <w:shd w:val="clear" w:color="auto" w:fill="F3F4F6"/>
           </w:tcPr>
           <w:p>
@@ -1056,7 +1054,7 @@
         </w:tc>
         <w:tc>
           <w:tcPr>
-            <w:tcW w:type="dxa" w:w="3126"/>
+            <w:tcW w:type="dxa" w:w="3026"/>
             <w:shd w:val="clear" w:color="auto" w:fill="F3F4F6"/>
           </w:tcPr>
           <w:p>
@@ -1094,7 +1092,7 @@
         </w:tc>
         <w:tc>
           <w:tcPr>
-            <w:tcW w:type="dxa" w:w="5000"/>
+            <w:tcW w:type="dxa" w:w="5100"/>
             <w:shd w:val="clear" w:color="auto" w:fill="FFFFFF"/>
           </w:tcPr>
           <w:p>
@@ -1112,7 +1110,7 @@
         </w:tc>
         <w:tc>
           <w:tcPr>
-            <w:tcW w:type="dxa" w:w="3126"/>
+            <w:tcW w:type="dxa" w:w="3026"/>
             <w:shd w:val="clear" w:color="auto" w:fill="FFFFFF"/>
           </w:tcPr>
           <w:p>
@@ -1150,7 +1148,7 @@
         </w:tc>
         <w:tc>
           <w:tcPr>
-            <w:tcW w:type="dxa" w:w="5000"/>
+            <w:tcW w:type="dxa" w:w="5100"/>
             <w:shd w:val="clear" w:color="auto" w:fill="F3F4F6"/>
           </w:tcPr>
           <w:p>
@@ -1168,7 +1166,7 @@
         </w:tc>
         <w:tc>
           <w:tcPr>
-            <w:tcW w:type="dxa" w:w="3126"/>
+            <w:tcW w:type="dxa" w:w="3026"/>
             <w:shd w:val="clear" w:color="auto" w:fill="F3F4F6"/>
           </w:tcPr>
           <w:p>
@@ -1206,7 +1204,7 @@
         </w:tc>
         <w:tc>
           <w:tcPr>
-            <w:tcW w:type="dxa" w:w="5000"/>
+            <w:tcW w:type="dxa" w:w="5100"/>
             <w:shd w:val="clear" w:color="auto" w:fill="FFFFFF"/>
           </w:tcPr>
           <w:p>
@@ -1224,7 +1222,7 @@
         </w:tc>
         <w:tc>
           <w:tcPr>
-            <w:tcW w:type="dxa" w:w="3126"/>
+            <w:tcW w:type="dxa" w:w="3026"/>
             <w:shd w:val="clear" w:color="auto" w:fill="FFFFFF"/>
           </w:tcPr>
           <w:p>
@@ -1262,7 +1260,7 @@
         </w:tc>
         <w:tc>
           <w:tcPr>
-            <w:tcW w:type="dxa" w:w="5000"/>
+            <w:tcW w:type="dxa" w:w="5100"/>
             <w:shd w:val="clear" w:color="auto" w:fill="F3F4F6"/>
           </w:tcPr>
           <w:p>
@@ -1280,7 +1278,7 @@
         </w:tc>
         <w:tc>
           <w:tcPr>
-            <w:tcW w:type="dxa" w:w="3126"/>
+            <w:tcW w:type="dxa" w:w="3026"/>
             <w:shd w:val="clear" w:color="auto" w:fill="F3F4F6"/>
           </w:tcPr>
           <w:p>
@@ -1318,7 +1316,7 @@
         </w:tc>
         <w:tc>
           <w:tcPr>
-            <w:tcW w:type="dxa" w:w="5000"/>
+            <w:tcW w:type="dxa" w:w="5100"/>
             <w:shd w:val="clear" w:color="auto" w:fill="FFFFFF"/>
           </w:tcPr>
           <w:p>
@@ -1336,7 +1334,7 @@
         </w:tc>
         <w:tc>
           <w:tcPr>
-            <w:tcW w:type="dxa" w:w="3126"/>
+            <w:tcW w:type="dxa" w:w="3026"/>
             <w:shd w:val="clear" w:color="auto" w:fill="FFFFFF"/>
           </w:tcPr>
           <w:p>
@@ -1374,7 +1372,7 @@
         </w:tc>
         <w:tc>
           <w:tcPr>
-            <w:tcW w:type="dxa" w:w="5000"/>
+            <w:tcW w:type="dxa" w:w="5100"/>
             <w:shd w:val="clear" w:color="auto" w:fill="F3F4F6"/>
           </w:tcPr>
           <w:p>
@@ -1392,7 +1390,7 @@
         </w:tc>
         <w:tc>
           <w:tcPr>
-            <w:tcW w:type="dxa" w:w="3126"/>
+            <w:tcW w:type="dxa" w:w="3026"/>
             <w:shd w:val="clear" w:color="auto" w:fill="F3F4F6"/>
           </w:tcPr>
           <w:p>
@@ -1430,7 +1428,7 @@
         </w:tc>
         <w:tc>
           <w:tcPr>
-            <w:tcW w:type="dxa" w:w="5000"/>
+            <w:tcW w:type="dxa" w:w="5100"/>
             <w:shd w:val="clear" w:color="auto" w:fill="FFFFFF"/>
           </w:tcPr>
           <w:p>
@@ -1448,7 +1446,7 @@
         </w:tc>
         <w:tc>
           <w:tcPr>
-            <w:tcW w:type="dxa" w:w="3126"/>
+            <w:tcW w:type="dxa" w:w="3026"/>
             <w:shd w:val="clear" w:color="auto" w:fill="FFFFFF"/>
           </w:tcPr>
           <w:p>
@@ -1486,7 +1484,7 @@
         </w:tc>
         <w:tc>
           <w:tcPr>
-            <w:tcW w:type="dxa" w:w="5000"/>
+            <w:tcW w:type="dxa" w:w="5100"/>
             <w:shd w:val="clear" w:color="auto" w:fill="F3F4F6"/>
           </w:tcPr>
           <w:p>
@@ -1504,7 +1502,7 @@
         </w:tc>
         <w:tc>
           <w:tcPr>
-            <w:tcW w:type="dxa" w:w="3126"/>
+            <w:tcW w:type="dxa" w:w="3026"/>
             <w:shd w:val="clear" w:color="auto" w:fill="F3F4F6"/>
           </w:tcPr>
           <w:p>
@@ -1542,7 +1540,7 @@
         </w:tc>
         <w:tc>
           <w:tcPr>
-            <w:tcW w:type="dxa" w:w="5000"/>
+            <w:tcW w:type="dxa" w:w="5100"/>
             <w:shd w:val="clear" w:color="auto" w:fill="FFFFFF"/>
           </w:tcPr>
           <w:p>
@@ -1560,7 +1558,7 @@
         </w:tc>
         <w:tc>
           <w:tcPr>
-            <w:tcW w:type="dxa" w:w="3126"/>
+            <w:tcW w:type="dxa" w:w="3026"/>
             <w:shd w:val="clear" w:color="auto" w:fill="FFFFFF"/>
           </w:tcPr>
           <w:p>
@@ -1624,7 +1622,7 @@
         <w:color w:val="6B7280"/>
         <w:sz w:val="16"/>
       </w:rPr>
-      <w:t>VLMS Test Plan (Strategy)</w:t>
+      <w:t>VLMS Test Plan</w:t>
       <w:tab/>
     </w:r>
     <w:r>

--- a/gates/design/VLMS_TEST.docx
+++ b/gates/design/VLMS_TEST.docx
@@ -201,7 +201,7 @@
                 <w:rFonts w:ascii="Arial" w:hAnsi="Arial"/>
                 <w:sz w:val="20"/>
               </w:rPr>
-              <w:t>1.0</w:t>
+              <w:t>1.1</w:t>
             </w:r>
           </w:p>
         </w:tc>
@@ -239,7 +239,7 @@
                 <w:rFonts w:ascii="Arial" w:hAnsi="Arial"/>
                 <w:sz w:val="20"/>
               </w:rPr>
-              <w:t>Strategy — design gate; completed with results at delivery gate</w:t>
+              <w:t>Strategy — design gate; completed with results at the delivery gate</w:t>
             </w:r>
           </w:p>
         </w:tc>
@@ -670,6 +670,80 @@
           </w:p>
         </w:tc>
       </w:tr>
+      <w:tr>
+        <w:tc>
+          <w:tcPr>
+            <w:tcW w:type="dxa" w:w="1150"/>
+            <w:shd w:val="clear" w:color="auto" w:fill="FFFFFF"/>
+          </w:tcPr>
+          <w:p>
+            <w:pPr>
+              <w:spacing w:after="40" w:before="40"/>
+            </w:pPr>
+            <w:r>
+              <w:rPr>
+                <w:rFonts w:ascii="Arial" w:hAnsi="Arial"/>
+                <w:sz w:val="20"/>
+              </w:rPr>
+              <w:t>1.1</w:t>
+            </w:r>
+          </w:p>
+        </w:tc>
+        <w:tc>
+          <w:tcPr>
+            <w:tcW w:type="dxa" w:w="1500"/>
+            <w:shd w:val="clear" w:color="auto" w:fill="FFFFFF"/>
+          </w:tcPr>
+          <w:p>
+            <w:pPr>
+              <w:spacing w:after="40" w:before="40"/>
+            </w:pPr>
+            <w:r>
+              <w:rPr>
+                <w:rFonts w:ascii="Arial" w:hAnsi="Arial"/>
+                <w:sz w:val="20"/>
+              </w:rPr>
+              <w:t>17 July 2026</w:t>
+            </w:r>
+          </w:p>
+        </w:tc>
+        <w:tc>
+          <w:tcPr>
+            <w:tcW w:type="dxa" w:w="2700"/>
+            <w:shd w:val="clear" w:color="auto" w:fill="FFFFFF"/>
+          </w:tcPr>
+          <w:p>
+            <w:pPr>
+              <w:spacing w:after="40" w:before="40"/>
+            </w:pPr>
+            <w:r>
+              <w:rPr>
+                <w:rFonts w:ascii="Arial" w:hAnsi="Arial"/>
+                <w:sz w:val="20"/>
+              </w:rPr>
+              <w:t>Philip</w:t>
+            </w:r>
+          </w:p>
+        </w:tc>
+        <w:tc>
+          <w:tcPr>
+            <w:tcW w:type="dxa" w:w="3676"/>
+            <w:shd w:val="clear" w:color="auto" w:fill="FFFFFF"/>
+          </w:tcPr>
+          <w:p>
+            <w:pPr>
+              <w:spacing w:after="40" w:before="40"/>
+            </w:pPr>
+            <w:r>
+              <w:rPr>
+                <w:rFonts w:ascii="Arial" w:hAnsi="Arial"/>
+                <w:sz w:val="20"/>
+              </w:rPr>
+              <w:t>Re-render addressing design-gate review: resolved the staging-slot contradiction (confirmed no Azure staging slot — Basic/B1 tier does not support deployment slots); added TC-011 (read-audit logging), TC-012 (guardian-link creation restriction), TC-013 (notification failure retry/escalation).</w:t>
+            </w:r>
+          </w:p>
+        </w:tc>
+      </w:tr>
     </w:tbl>
     <w:p>
       <w:pPr>
@@ -711,7 +785,7 @@
     </w:p>
     <w:p>
       <w:pPr>
-        <w:spacing w:after="80" w:before="0"/>
+        <w:spacing w:after="200" w:before="0"/>
       </w:pPr>
       <w:r>
         <w:rPr>
@@ -720,21 +794,7 @@
           <w:i/>
           <w:sz w:val="22"/>
         </w:rPr>
-        <w:t>Satisfies: ISO/IEC/IEEE 29119-3:2021 (test documentation templates).</w:t>
-      </w:r>
-    </w:p>
-    <w:p>
-      <w:pPr>
-        <w:spacing w:after="200" w:before="0"/>
-      </w:pPr>
-      <w:r>
-        <w:rPr>
-          <w:rFonts w:ascii="Arial" w:hAnsi="Arial"/>
-          <w:b w:val="0"/>
-          <w:i w:val="0"/>
-          <w:sz w:val="22"/>
-        </w:rPr>
-        <w:t>This is a test strategy, not executed results. Completed with results at the delivery gate.</w:t>
+        <w:t>Satisfies: ISO/IEC/IEEE 29119-3:2021 (test documentation templates). This is a test strategy, not executed results. Completed with results at the delivery gate.</w:t>
       </w:r>
     </w:p>
     <w:p>
@@ -857,21 +917,7 @@
           <w:rFonts w:ascii="Arial" w:hAnsi="Arial"/>
           <w:sz w:val="22"/>
         </w:rPr>
-        <w:t>A single Azure staging slot before production.</w:t>
-      </w:r>
-    </w:p>
-    <w:p>
-      <w:pPr>
-        <w:spacing w:after="120" w:before="0"/>
-      </w:pPr>
-      <w:r>
-        <w:rPr>
-          <w:rFonts w:ascii="Arial" w:hAnsi="Arial"/>
-          <w:b w:val="0"/>
-          <w:i w:val="0"/>
-          <w:sz w:val="22"/>
-        </w:rPr>
-        <w:t>[TBC – owner: Philip] Whether the App Service tier supports a staging slot is to be confirmed once the Standard tier is provisioned (see ADR-0001 consequences).</w:t>
+        <w:t>No Azure staging slot — confirmed at design review (resolves a contradiction present at the previous render, where the environments section still described a single staging slot as an open dependency): deployment slots require App Service Standard tier or above (learn.microsoft.com/azure/app-service/deploy-staging-slots), and ADR-0001 selects Basic (B1), which has none. Testing goes local/dev → production directly; this is an accepted trade-off for cost at tens-of-users scale, not an oversight. Revisit if ADR-0001 is ever superseded by an upgrade to Standard tier.</w:t>
       </w:r>
     </w:p>
     <w:p>
@@ -892,13 +938,12 @@
     </w:p>
     <w:p>
       <w:pPr>
-        <w:spacing w:after="120" w:before="0"/>
+        <w:pStyle w:val="ListBullet"/>
+        <w:spacing w:after="60"/>
       </w:pPr>
       <w:r>
         <w:rPr>
           <w:rFonts w:ascii="Arial" w:hAnsi="Arial"/>
-          <w:b w:val="0"/>
-          <w:i w:val="0"/>
           <w:sz w:val="22"/>
         </w:rPr>
         <w:t>Entry: feature complete against its FR/NFR, unit tests passing locally.</w:t>
@@ -906,13 +951,12 @@
     </w:p>
     <w:p>
       <w:pPr>
-        <w:spacing w:after="120" w:before="0"/>
+        <w:pStyle w:val="ListBullet"/>
+        <w:spacing w:after="60"/>
       </w:pPr>
       <w:r>
         <w:rPr>
           <w:rFonts w:ascii="Arial" w:hAnsi="Arial"/>
-          <w:b w:val="0"/>
-          <w:i w:val="0"/>
           <w:sz w:val="22"/>
         </w:rPr>
         <w:t>Exit (delivery gate): all TC-nnn below passing, no open Critical/High severity defects, WCAG 2.2 AA spot-check clean, access-control tests for DBS/consent masking passing.</w:t>
@@ -956,7 +1000,7 @@
       <w:tr>
         <w:tc>
           <w:tcPr>
-            <w:tcW w:type="dxa" w:w="900"/>
+            <w:tcW w:type="dxa" w:w="1300"/>
             <w:shd w:val="clear" w:color="auto" w:fill="374151"/>
           </w:tcPr>
           <w:p>
@@ -976,7 +1020,7 @@
         </w:tc>
         <w:tc>
           <w:tcPr>
-            <w:tcW w:type="dxa" w:w="5100"/>
+            <w:tcW w:type="dxa" w:w="5300"/>
             <w:shd w:val="clear" w:color="auto" w:fill="374151"/>
           </w:tcPr>
           <w:p>
@@ -996,7 +1040,7 @@
         </w:tc>
         <w:tc>
           <w:tcPr>
-            <w:tcW w:type="dxa" w:w="3026"/>
+            <w:tcW w:type="dxa" w:w="2426"/>
             <w:shd w:val="clear" w:color="auto" w:fill="374151"/>
           </w:tcPr>
           <w:p>
@@ -1018,7 +1062,7 @@
       <w:tr>
         <w:tc>
           <w:tcPr>
-            <w:tcW w:type="dxa" w:w="900"/>
+            <w:tcW w:type="dxa" w:w="1300"/>
             <w:shd w:val="clear" w:color="auto" w:fill="F3F4F6"/>
           </w:tcPr>
           <w:p>
@@ -1036,7 +1080,7 @@
         </w:tc>
         <w:tc>
           <w:tcPr>
-            <w:tcW w:type="dxa" w:w="5100"/>
+            <w:tcW w:type="dxa" w:w="5300"/>
             <w:shd w:val="clear" w:color="auto" w:fill="F3F4F6"/>
           </w:tcPr>
           <w:p>
@@ -1054,7 +1098,7 @@
         </w:tc>
         <w:tc>
           <w:tcPr>
-            <w:tcW w:type="dxa" w:w="3026"/>
+            <w:tcW w:type="dxa" w:w="2426"/>
             <w:shd w:val="clear" w:color="auto" w:fill="F3F4F6"/>
           </w:tcPr>
           <w:p>
@@ -1066,7 +1110,7 @@
                 <w:rFonts w:ascii="Arial" w:hAnsi="Arial"/>
                 <w:sz w:val="20"/>
               </w:rPr>
-              <w:t>Progress tracking, certificates (BR-001, BR-004)</w:t>
+              <w:t>FR (progress tracking), FR (certificates)</w:t>
             </w:r>
           </w:p>
         </w:tc>
@@ -1074,7 +1118,7 @@
       <w:tr>
         <w:tc>
           <w:tcPr>
-            <w:tcW w:type="dxa" w:w="900"/>
+            <w:tcW w:type="dxa" w:w="1300"/>
             <w:shd w:val="clear" w:color="auto" w:fill="FFFFFF"/>
           </w:tcPr>
           <w:p>
@@ -1092,7 +1136,7 @@
         </w:tc>
         <w:tc>
           <w:tcPr>
-            <w:tcW w:type="dxa" w:w="5100"/>
+            <w:tcW w:type="dxa" w:w="5300"/>
             <w:shd w:val="clear" w:color="auto" w:fill="FFFFFF"/>
           </w:tcPr>
           <w:p>
@@ -1110,7 +1154,7 @@
         </w:tc>
         <w:tc>
           <w:tcPr>
-            <w:tcW w:type="dxa" w:w="3026"/>
+            <w:tcW w:type="dxa" w:w="2426"/>
             <w:shd w:val="clear" w:color="auto" w:fill="FFFFFF"/>
           </w:tcPr>
           <w:p>
@@ -1122,7 +1166,7 @@
                 <w:rFonts w:ascii="Arial" w:hAnsi="Arial"/>
                 <w:sz w:val="20"/>
               </w:rPr>
-              <w:t>Safeguarding &amp; consent (BR-003)</w:t>
+              <w:t>FR-003</w:t>
             </w:r>
           </w:p>
         </w:tc>
@@ -1130,7 +1174,7 @@
       <w:tr>
         <w:tc>
           <w:tcPr>
-            <w:tcW w:type="dxa" w:w="900"/>
+            <w:tcW w:type="dxa" w:w="1300"/>
             <w:shd w:val="clear" w:color="auto" w:fill="F3F4F6"/>
           </w:tcPr>
           <w:p>
@@ -1148,7 +1192,7 @@
         </w:tc>
         <w:tc>
           <w:tcPr>
-            <w:tcW w:type="dxa" w:w="5100"/>
+            <w:tcW w:type="dxa" w:w="5300"/>
             <w:shd w:val="clear" w:color="auto" w:fill="F3F4F6"/>
           </w:tcPr>
           <w:p>
@@ -1166,7 +1210,7 @@
         </w:tc>
         <w:tc>
           <w:tcPr>
-            <w:tcW w:type="dxa" w:w="3026"/>
+            <w:tcW w:type="dxa" w:w="2426"/>
             <w:shd w:val="clear" w:color="auto" w:fill="F3F4F6"/>
           </w:tcPr>
           <w:p>
@@ -1178,7 +1222,7 @@
                 <w:rFonts w:ascii="Arial" w:hAnsi="Arial"/>
                 <w:sz w:val="20"/>
               </w:rPr>
-              <w:t>Progress tracking (BR-001)</w:t>
+              <w:t>FR (progress tracking)</w:t>
             </w:r>
           </w:p>
         </w:tc>
@@ -1186,7 +1230,7 @@
       <w:tr>
         <w:tc>
           <w:tcPr>
-            <w:tcW w:type="dxa" w:w="900"/>
+            <w:tcW w:type="dxa" w:w="1300"/>
             <w:shd w:val="clear" w:color="auto" w:fill="FFFFFF"/>
           </w:tcPr>
           <w:p>
@@ -1204,7 +1248,7 @@
         </w:tc>
         <w:tc>
           <w:tcPr>
-            <w:tcW w:type="dxa" w:w="5100"/>
+            <w:tcW w:type="dxa" w:w="5300"/>
             <w:shd w:val="clear" w:color="auto" w:fill="FFFFFF"/>
           </w:tcPr>
           <w:p>
@@ -1222,7 +1266,7 @@
         </w:tc>
         <w:tc>
           <w:tcPr>
-            <w:tcW w:type="dxa" w:w="3026"/>
+            <w:tcW w:type="dxa" w:w="2426"/>
             <w:shd w:val="clear" w:color="auto" w:fill="FFFFFF"/>
           </w:tcPr>
           <w:p>
@@ -1234,7 +1278,7 @@
                 <w:rFonts w:ascii="Arial" w:hAnsi="Arial"/>
                 <w:sz w:val="20"/>
               </w:rPr>
-              <w:t>Curriculum management (BR-002)</w:t>
+              <w:t>FR (curriculum management)</w:t>
             </w:r>
           </w:p>
         </w:tc>
@@ -1242,7 +1286,7 @@
       <w:tr>
         <w:tc>
           <w:tcPr>
-            <w:tcW w:type="dxa" w:w="900"/>
+            <w:tcW w:type="dxa" w:w="1300"/>
             <w:shd w:val="clear" w:color="auto" w:fill="F3F4F6"/>
           </w:tcPr>
           <w:p>
@@ -1260,7 +1304,7 @@
         </w:tc>
         <w:tc>
           <w:tcPr>
-            <w:tcW w:type="dxa" w:w="5100"/>
+            <w:tcW w:type="dxa" w:w="5300"/>
             <w:shd w:val="clear" w:color="auto" w:fill="F3F4F6"/>
           </w:tcPr>
           <w:p>
@@ -1278,7 +1322,7 @@
         </w:tc>
         <w:tc>
           <w:tcPr>
-            <w:tcW w:type="dxa" w:w="3026"/>
+            <w:tcW w:type="dxa" w:w="2426"/>
             <w:shd w:val="clear" w:color="auto" w:fill="F3F4F6"/>
           </w:tcPr>
           <w:p>
@@ -1290,7 +1334,7 @@
                 <w:rFonts w:ascii="Arial" w:hAnsi="Arial"/>
                 <w:sz w:val="20"/>
               </w:rPr>
-              <w:t>Curriculum management (BR-002)</w:t>
+              <w:t>FR (curriculum management)</w:t>
             </w:r>
           </w:p>
         </w:tc>
@@ -1298,7 +1342,7 @@
       <w:tr>
         <w:tc>
           <w:tcPr>
-            <w:tcW w:type="dxa" w:w="900"/>
+            <w:tcW w:type="dxa" w:w="1300"/>
             <w:shd w:val="clear" w:color="auto" w:fill="FFFFFF"/>
           </w:tcPr>
           <w:p>
@@ -1316,7 +1360,7 @@
         </w:tc>
         <w:tc>
           <w:tcPr>
-            <w:tcW w:type="dxa" w:w="5100"/>
+            <w:tcW w:type="dxa" w:w="5300"/>
             <w:shd w:val="clear" w:color="auto" w:fill="FFFFFF"/>
           </w:tcPr>
           <w:p>
@@ -1334,7 +1378,7 @@
         </w:tc>
         <w:tc>
           <w:tcPr>
-            <w:tcW w:type="dxa" w:w="3026"/>
+            <w:tcW w:type="dxa" w:w="2426"/>
             <w:shd w:val="clear" w:color="auto" w:fill="FFFFFF"/>
           </w:tcPr>
           <w:p>
@@ -1346,7 +1390,7 @@
                 <w:rFonts w:ascii="Arial" w:hAnsi="Arial"/>
                 <w:sz w:val="20"/>
               </w:rPr>
-              <w:t>Security/access control (NFR-001)</w:t>
+              <w:t>NFR-001</w:t>
             </w:r>
           </w:p>
         </w:tc>
@@ -1354,7 +1398,7 @@
       <w:tr>
         <w:tc>
           <w:tcPr>
-            <w:tcW w:type="dxa" w:w="900"/>
+            <w:tcW w:type="dxa" w:w="1300"/>
             <w:shd w:val="clear" w:color="auto" w:fill="F3F4F6"/>
           </w:tcPr>
           <w:p>
@@ -1372,7 +1416,7 @@
         </w:tc>
         <w:tc>
           <w:tcPr>
-            <w:tcW w:type="dxa" w:w="5100"/>
+            <w:tcW w:type="dxa" w:w="5300"/>
             <w:shd w:val="clear" w:color="auto" w:fill="F3F4F6"/>
           </w:tcPr>
           <w:p>
@@ -1390,7 +1434,7 @@
         </w:tc>
         <w:tc>
           <w:tcPr>
-            <w:tcW w:type="dxa" w:w="3026"/>
+            <w:tcW w:type="dxa" w:w="2426"/>
             <w:shd w:val="clear" w:color="auto" w:fill="F3F4F6"/>
           </w:tcPr>
           <w:p>
@@ -1402,7 +1446,7 @@
                 <w:rFonts w:ascii="Arial" w:hAnsi="Arial"/>
                 <w:sz w:val="20"/>
               </w:rPr>
-              <w:t>Security/access control (NFR-001), security-compliance.md</w:t>
+              <w:t>FR-002, NFR-001</w:t>
             </w:r>
           </w:p>
         </w:tc>
@@ -1410,7 +1454,7 @@
       <w:tr>
         <w:tc>
           <w:tcPr>
-            <w:tcW w:type="dxa" w:w="900"/>
+            <w:tcW w:type="dxa" w:w="1300"/>
             <w:shd w:val="clear" w:color="auto" w:fill="FFFFFF"/>
           </w:tcPr>
           <w:p>
@@ -1428,7 +1472,7 @@
         </w:tc>
         <w:tc>
           <w:tcPr>
-            <w:tcW w:type="dxa" w:w="5100"/>
+            <w:tcW w:type="dxa" w:w="5300"/>
             <w:shd w:val="clear" w:color="auto" w:fill="FFFFFF"/>
           </w:tcPr>
           <w:p>
@@ -1446,7 +1490,7 @@
         </w:tc>
         <w:tc>
           <w:tcPr>
-            <w:tcW w:type="dxa" w:w="3026"/>
+            <w:tcW w:type="dxa" w:w="2426"/>
             <w:shd w:val="clear" w:color="auto" w:fill="FFFFFF"/>
           </w:tcPr>
           <w:p>
@@ -1458,7 +1502,7 @@
                 <w:rFonts w:ascii="Arial" w:hAnsi="Arial"/>
                 <w:sz w:val="20"/>
               </w:rPr>
-              <w:t>Security/access control (NFR-001)</w:t>
+              <w:t>NFR-001</w:t>
             </w:r>
           </w:p>
         </w:tc>
@@ -1466,7 +1510,7 @@
       <w:tr>
         <w:tc>
           <w:tcPr>
-            <w:tcW w:type="dxa" w:w="900"/>
+            <w:tcW w:type="dxa" w:w="1300"/>
             <w:shd w:val="clear" w:color="auto" w:fill="F3F4F6"/>
           </w:tcPr>
           <w:p>
@@ -1484,7 +1528,7 @@
         </w:tc>
         <w:tc>
           <w:tcPr>
-            <w:tcW w:type="dxa" w:w="5100"/>
+            <w:tcW w:type="dxa" w:w="5300"/>
             <w:shd w:val="clear" w:color="auto" w:fill="F3F4F6"/>
           </w:tcPr>
           <w:p>
@@ -1502,7 +1546,7 @@
         </w:tc>
         <w:tc>
           <w:tcPr>
-            <w:tcW w:type="dxa" w:w="3026"/>
+            <w:tcW w:type="dxa" w:w="2426"/>
             <w:shd w:val="clear" w:color="auto" w:fill="F3F4F6"/>
           </w:tcPr>
           <w:p>
@@ -1514,7 +1558,7 @@
                 <w:rFonts w:ascii="Arial" w:hAnsi="Arial"/>
                 <w:sz w:val="20"/>
               </w:rPr>
-              <w:t>Safeguarding &amp; consent (BR-003)</w:t>
+              <w:t>FR-003</w:t>
             </w:r>
           </w:p>
         </w:tc>
@@ -1522,7 +1566,7 @@
       <w:tr>
         <w:tc>
           <w:tcPr>
-            <w:tcW w:type="dxa" w:w="900"/>
+            <w:tcW w:type="dxa" w:w="1300"/>
             <w:shd w:val="clear" w:color="auto" w:fill="FFFFFF"/>
           </w:tcPr>
           <w:p>
@@ -1540,7 +1584,7 @@
         </w:tc>
         <w:tc>
           <w:tcPr>
-            <w:tcW w:type="dxa" w:w="5100"/>
+            <w:tcW w:type="dxa" w:w="5300"/>
             <w:shd w:val="clear" w:color="auto" w:fill="FFFFFF"/>
           </w:tcPr>
           <w:p>
@@ -1558,7 +1602,7 @@
         </w:tc>
         <w:tc>
           <w:tcPr>
-            <w:tcW w:type="dxa" w:w="3026"/>
+            <w:tcW w:type="dxa" w:w="2426"/>
             <w:shd w:val="clear" w:color="auto" w:fill="FFFFFF"/>
           </w:tcPr>
           <w:p>
@@ -1570,7 +1614,175 @@
                 <w:rFonts w:ascii="Arial" w:hAnsi="Arial"/>
                 <w:sz w:val="20"/>
               </w:rPr>
-              <w:t>Reporting (BR-006)</w:t>
+              <w:t>FR (reporting)</w:t>
+            </w:r>
+          </w:p>
+        </w:tc>
+      </w:tr>
+      <w:tr>
+        <w:tc>
+          <w:tcPr>
+            <w:tcW w:type="dxa" w:w="1300"/>
+            <w:shd w:val="clear" w:color="auto" w:fill="F3F4F6"/>
+          </w:tcPr>
+          <w:p>
+            <w:pPr>
+              <w:spacing w:after="40" w:before="40"/>
+            </w:pPr>
+            <w:r>
+              <w:rPr>
+                <w:rFonts w:ascii="Arial" w:hAnsi="Arial"/>
+                <w:sz w:val="20"/>
+              </w:rPr>
+              <w:t>TC-011 (new)</w:t>
+            </w:r>
+          </w:p>
+        </w:tc>
+        <w:tc>
+          <w:tcPr>
+            <w:tcW w:type="dxa" w:w="5300"/>
+            <w:shd w:val="clear" w:color="auto" w:fill="F3F4F6"/>
+          </w:tcPr>
+          <w:p>
+            <w:pPr>
+              <w:spacing w:after="40" w:before="40"/>
+            </w:pPr>
+            <w:r>
+              <w:rPr>
+                <w:rFonts w:ascii="Arial" w:hAnsi="Arial"/>
+                <w:sz w:val="20"/>
+              </w:rPr>
+              <w:t>Any read of a DbsCheck record or a ConsentRecord's masked fields writes a SensitiveDataAccessLog entry</w:t>
+            </w:r>
+          </w:p>
+        </w:tc>
+        <w:tc>
+          <w:tcPr>
+            <w:tcW w:type="dxa" w:w="2426"/>
+            <w:shd w:val="clear" w:color="auto" w:fill="F3F4F6"/>
+          </w:tcPr>
+          <w:p>
+            <w:pPr>
+              <w:spacing w:after="40" w:before="40"/>
+            </w:pPr>
+            <w:r>
+              <w:rPr>
+                <w:rFonts w:ascii="Arial" w:hAnsi="Arial"/>
+                <w:sz w:val="20"/>
+              </w:rPr>
+              <w:t>FR-005, ADR-0004</w:t>
+            </w:r>
+          </w:p>
+        </w:tc>
+      </w:tr>
+      <w:tr>
+        <w:tc>
+          <w:tcPr>
+            <w:tcW w:type="dxa" w:w="1300"/>
+            <w:shd w:val="clear" w:color="auto" w:fill="FFFFFF"/>
+          </w:tcPr>
+          <w:p>
+            <w:pPr>
+              <w:spacing w:after="40" w:before="40"/>
+            </w:pPr>
+            <w:r>
+              <w:rPr>
+                <w:rFonts w:ascii="Arial" w:hAnsi="Arial"/>
+                <w:sz w:val="20"/>
+              </w:rPr>
+              <w:t>TC-012 (new)</w:t>
+            </w:r>
+          </w:p>
+        </w:tc>
+        <w:tc>
+          <w:tcPr>
+            <w:tcW w:type="dxa" w:w="5300"/>
+            <w:shd w:val="clear" w:color="auto" w:fill="FFFFFF"/>
+          </w:tcPr>
+          <w:p>
+            <w:pPr>
+              <w:spacing w:after="40" w:before="40"/>
+            </w:pPr>
+            <w:r>
+              <w:rPr>
+                <w:rFonts w:ascii="Arial" w:hAnsi="Arial"/>
+                <w:sz w:val="20"/>
+              </w:rPr>
+              <w:t>A StudentGuardianLink cannot be created by parent self-service — only by Admin/Teacher at registration</w:t>
+            </w:r>
+          </w:p>
+        </w:tc>
+        <w:tc>
+          <w:tcPr>
+            <w:tcW w:type="dxa" w:w="2426"/>
+            <w:shd w:val="clear" w:color="auto" w:fill="FFFFFF"/>
+          </w:tcPr>
+          <w:p>
+            <w:pPr>
+              <w:spacing w:after="40" w:before="40"/>
+            </w:pPr>
+            <w:r>
+              <w:rPr>
+                <w:rFonts w:ascii="Arial" w:hAnsi="Arial"/>
+                <w:sz w:val="20"/>
+              </w:rPr>
+              <w:t>FR-004</w:t>
+            </w:r>
+          </w:p>
+        </w:tc>
+      </w:tr>
+      <w:tr>
+        <w:tc>
+          <w:tcPr>
+            <w:tcW w:type="dxa" w:w="1300"/>
+            <w:shd w:val="clear" w:color="auto" w:fill="F3F4F6"/>
+          </w:tcPr>
+          <w:p>
+            <w:pPr>
+              <w:spacing w:after="40" w:before="40"/>
+            </w:pPr>
+            <w:r>
+              <w:rPr>
+                <w:rFonts w:ascii="Arial" w:hAnsi="Arial"/>
+                <w:sz w:val="20"/>
+              </w:rPr>
+              <w:t>TC-013 (new)</w:t>
+            </w:r>
+          </w:p>
+        </w:tc>
+        <w:tc>
+          <w:tcPr>
+            <w:tcW w:type="dxa" w:w="5300"/>
+            <w:shd w:val="clear" w:color="auto" w:fill="F3F4F6"/>
+          </w:tcPr>
+          <w:p>
+            <w:pPr>
+              <w:spacing w:after="40" w:before="40"/>
+            </w:pPr>
+            <w:r>
+              <w:rPr>
+                <w:rFonts w:ascii="Arial" w:hAnsi="Arial"/>
+                <w:sz w:val="20"/>
+              </w:rPr>
+              <w:t>A failed safeguarding-critical notification (expired consent/DBS) is retried, then escalated as a visible failure to Admin rather than silently dropped</w:t>
+            </w:r>
+          </w:p>
+        </w:tc>
+        <w:tc>
+          <w:tcPr>
+            <w:tcW w:type="dxa" w:w="2426"/>
+            <w:shd w:val="clear" w:color="auto" w:fill="F3F4F6"/>
+          </w:tcPr>
+          <w:p>
+            <w:pPr>
+              <w:spacing w:after="40" w:before="40"/>
+            </w:pPr>
+            <w:r>
+              <w:rPr>
+                <w:rFonts w:ascii="Arial" w:hAnsi="Arial"/>
+                <w:sz w:val="20"/>
+              </w:rPr>
+              <w:t>VLMS-LLD (NotificationService failure handling)</w:t>
             </w:r>
           </w:p>
         </w:tc>
@@ -1592,7 +1804,7 @@
           <w:i w:val="0"/>
           <w:sz w:val="22"/>
         </w:rPr>
-        <w:t>Full traceability matrix: VLMS-RTM.</w:t>
+        <w:t>Full RTM: VLMS-RTM.</w:t>
       </w:r>
     </w:p>
     <w:sectPr>

--- a/gates/design/VLMS_TEST.docx
+++ b/gates/design/VLMS_TEST.docx
@@ -201,7 +201,7 @@
                 <w:rFonts w:ascii="Arial" w:hAnsi="Arial"/>
                 <w:sz w:val="20"/>
               </w:rPr>
-              <w:t>1.1</w:t>
+              <w:t>1.2</w:t>
             </w:r>
           </w:p>
         </w:tc>
@@ -744,6 +744,80 @@
           </w:p>
         </w:tc>
       </w:tr>
+      <w:tr>
+        <w:tc>
+          <w:tcPr>
+            <w:tcW w:type="dxa" w:w="1150"/>
+            <w:shd w:val="clear" w:color="auto" w:fill="F3F4F6"/>
+          </w:tcPr>
+          <w:p>
+            <w:pPr>
+              <w:spacing w:after="40" w:before="40"/>
+            </w:pPr>
+            <w:r>
+              <w:rPr>
+                <w:rFonts w:ascii="Arial" w:hAnsi="Arial"/>
+                <w:sz w:val="20"/>
+              </w:rPr>
+              <w:t>1.2</w:t>
+            </w:r>
+          </w:p>
+        </w:tc>
+        <w:tc>
+          <w:tcPr>
+            <w:tcW w:type="dxa" w:w="1500"/>
+            <w:shd w:val="clear" w:color="auto" w:fill="F3F4F6"/>
+          </w:tcPr>
+          <w:p>
+            <w:pPr>
+              <w:spacing w:after="40" w:before="40"/>
+            </w:pPr>
+            <w:r>
+              <w:rPr>
+                <w:rFonts w:ascii="Arial" w:hAnsi="Arial"/>
+                <w:sz w:val="20"/>
+              </w:rPr>
+              <w:t>17 July 2026</w:t>
+            </w:r>
+          </w:p>
+        </w:tc>
+        <w:tc>
+          <w:tcPr>
+            <w:tcW w:type="dxa" w:w="2700"/>
+            <w:shd w:val="clear" w:color="auto" w:fill="F3F4F6"/>
+          </w:tcPr>
+          <w:p>
+            <w:pPr>
+              <w:spacing w:after="40" w:before="40"/>
+            </w:pPr>
+            <w:r>
+              <w:rPr>
+                <w:rFonts w:ascii="Arial" w:hAnsi="Arial"/>
+                <w:sz w:val="20"/>
+              </w:rPr>
+              <w:t>Philip</w:t>
+            </w:r>
+          </w:p>
+        </w:tc>
+        <w:tc>
+          <w:tcPr>
+            <w:tcW w:type="dxa" w:w="3676"/>
+            <w:shd w:val="clear" w:color="auto" w:fill="F3F4F6"/>
+          </w:tcPr>
+          <w:p>
+            <w:pPr>
+              <w:spacing w:after="40" w:before="40"/>
+            </w:pPr>
+            <w:r>
+              <w:rPr>
+                <w:rFonts w:ascii="Arial" w:hAnsi="Arial"/>
+                <w:sz w:val="20"/>
+              </w:rPr>
+              <w:t>Re-render addressing second design-gate review: TC-007 and TC-008 updated for the ConsentRecord/ConsentSensitiveDetails entity split (TC-007 now also confirms Teacher retains read access to ConsentRecord.Status/ExpiryDate on the same student); TC-014 added (SensitiveDataAccessLog UPDATE/DELETE denial — tamper-protection test); integration-tests bullet updated from 'column-masking' to whole-entity access-restriction enforcement.</w:t>
+            </w:r>
+          </w:p>
+        </w:tc>
+      </w:tr>
     </w:tbl>
     <w:p>
       <w:pPr>
@@ -785,7 +859,7 @@
     </w:p>
     <w:p>
       <w:pPr>
-        <w:spacing w:after="200" w:before="0"/>
+        <w:spacing w:after="120" w:before="0"/>
       </w:pPr>
       <w:r>
         <w:rPr>
@@ -836,7 +910,7 @@
           <w:rFonts w:ascii="Arial" w:hAnsi="Arial"/>
           <w:sz w:val="22"/>
         </w:rPr>
-        <w:t>Integration tests — EF Core against a real (local/test) Azure SQL instance or SQL container: entity relationships, column-masking/access-restriction enforcement (DbsCheck, ConsentRecord sensitive fields) per role, certificate generation round-trip (QuestPDF → Blob Storage).</w:t>
+        <w:t>Integration tests — EF Core against a real (local/test) Azure SQL instance or SQL container: entity relationships, whole-entity access-restriction enforcement (DbsCheck, ConsentSensitiveDetails) per role, ConsentRecord (status/expiry) remaining readable to Teacher/Approver despite the restriction on its split-out sensitive sibling, certificate generation round-trip (QuestPDF → Blob Storage).</w:t>
       </w:r>
     </w:p>
     <w:p>
@@ -917,7 +991,7 @@
           <w:rFonts w:ascii="Arial" w:hAnsi="Arial"/>
           <w:sz w:val="22"/>
         </w:rPr>
-        <w:t>No Azure staging slot — confirmed at design review (resolves a contradiction present at the previous render, where the environments section still described a single staging slot as an open dependency): deployment slots require App Service Standard tier or above (learn.microsoft.com/azure/app-service/deploy-staging-slots), and ADR-0001 selects Basic (B1), which has none. Testing goes local/dev → production directly; this is an accepted trade-off for cost at tens-of-users scale, not an oversight. Revisit if ADR-0001 is ever superseded by an upgrade to Standard tier.</w:t>
+        <w:t>No Azure staging slot — confirmed at design review: deployment slots require App Service Standard tier or above (learn.microsoft.com/azure/app-service/deploy-staging-slots), and ADR-0001 selects Basic (B1), which has none. Testing goes local/dev → production directly; this is an accepted trade-off for cost at tens-of-users scale, not an oversight. Revisit if ADR-0001 is ever superseded by an upgrade to Standard tier.</w:t>
       </w:r>
     </w:p>
     <w:p>
@@ -959,7 +1033,7 @@
           <w:rFonts w:ascii="Arial" w:hAnsi="Arial"/>
           <w:sz w:val="22"/>
         </w:rPr>
-        <w:t>Exit (delivery gate): all TC-nnn below passing, no open Critical/High severity defects, WCAG 2.2 AA spot-check clean, access-control tests for DBS/consent masking passing.</w:t>
+        <w:t>Exit (delivery gate): all TC-nnn below passing, no open Critical/High severity defects, WCAG 2.2 AA spot-check clean, access-control tests for DBS/consent whole-entity restriction passing.</w:t>
       </w:r>
     </w:p>
     <w:p>
@@ -1000,7 +1074,7 @@
       <w:tr>
         <w:tc>
           <w:tcPr>
-            <w:tcW w:type="dxa" w:w="1300"/>
+            <w:tcW w:type="dxa" w:w="1150"/>
             <w:shd w:val="clear" w:color="auto" w:fill="374151"/>
           </w:tcPr>
           <w:p>
@@ -1020,7 +1094,7 @@
         </w:tc>
         <w:tc>
           <w:tcPr>
-            <w:tcW w:type="dxa" w:w="5300"/>
+            <w:tcW w:type="dxa" w:w="5476"/>
             <w:shd w:val="clear" w:color="auto" w:fill="374151"/>
           </w:tcPr>
           <w:p>
@@ -1040,7 +1114,7 @@
         </w:tc>
         <w:tc>
           <w:tcPr>
-            <w:tcW w:type="dxa" w:w="2426"/>
+            <w:tcW w:type="dxa" w:w="2400"/>
             <w:shd w:val="clear" w:color="auto" w:fill="374151"/>
           </w:tcPr>
           <w:p>
@@ -1062,7 +1136,7 @@
       <w:tr>
         <w:tc>
           <w:tcPr>
-            <w:tcW w:type="dxa" w:w="1300"/>
+            <w:tcW w:type="dxa" w:w="1150"/>
             <w:shd w:val="clear" w:color="auto" w:fill="F3F4F6"/>
           </w:tcPr>
           <w:p>
@@ -1080,7 +1154,7 @@
         </w:tc>
         <w:tc>
           <w:tcPr>
-            <w:tcW w:type="dxa" w:w="5300"/>
+            <w:tcW w:type="dxa" w:w="5476"/>
             <w:shd w:val="clear" w:color="auto" w:fill="F3F4F6"/>
           </w:tcPr>
           <w:p>
@@ -1098,7 +1172,7 @@
         </w:tc>
         <w:tc>
           <w:tcPr>
-            <w:tcW w:type="dxa" w:w="2426"/>
+            <w:tcW w:type="dxa" w:w="2400"/>
             <w:shd w:val="clear" w:color="auto" w:fill="F3F4F6"/>
           </w:tcPr>
           <w:p>
@@ -1118,7 +1192,7 @@
       <w:tr>
         <w:tc>
           <w:tcPr>
-            <w:tcW w:type="dxa" w:w="1300"/>
+            <w:tcW w:type="dxa" w:w="1150"/>
             <w:shd w:val="clear" w:color="auto" w:fill="FFFFFF"/>
           </w:tcPr>
           <w:p>
@@ -1136,7 +1210,7 @@
         </w:tc>
         <w:tc>
           <w:tcPr>
-            <w:tcW w:type="dxa" w:w="5300"/>
+            <w:tcW w:type="dxa" w:w="5476"/>
             <w:shd w:val="clear" w:color="auto" w:fill="FFFFFF"/>
           </w:tcPr>
           <w:p>
@@ -1154,7 +1228,7 @@
         </w:tc>
         <w:tc>
           <w:tcPr>
-            <w:tcW w:type="dxa" w:w="2426"/>
+            <w:tcW w:type="dxa" w:w="2400"/>
             <w:shd w:val="clear" w:color="auto" w:fill="FFFFFF"/>
           </w:tcPr>
           <w:p>
@@ -1174,7 +1248,7 @@
       <w:tr>
         <w:tc>
           <w:tcPr>
-            <w:tcW w:type="dxa" w:w="1300"/>
+            <w:tcW w:type="dxa" w:w="1150"/>
             <w:shd w:val="clear" w:color="auto" w:fill="F3F4F6"/>
           </w:tcPr>
           <w:p>
@@ -1192,7 +1266,7 @@
         </w:tc>
         <w:tc>
           <w:tcPr>
-            <w:tcW w:type="dxa" w:w="5300"/>
+            <w:tcW w:type="dxa" w:w="5476"/>
             <w:shd w:val="clear" w:color="auto" w:fill="F3F4F6"/>
           </w:tcPr>
           <w:p>
@@ -1210,7 +1284,7 @@
         </w:tc>
         <w:tc>
           <w:tcPr>
-            <w:tcW w:type="dxa" w:w="2426"/>
+            <w:tcW w:type="dxa" w:w="2400"/>
             <w:shd w:val="clear" w:color="auto" w:fill="F3F4F6"/>
           </w:tcPr>
           <w:p>
@@ -1230,7 +1304,7 @@
       <w:tr>
         <w:tc>
           <w:tcPr>
-            <w:tcW w:type="dxa" w:w="1300"/>
+            <w:tcW w:type="dxa" w:w="1150"/>
             <w:shd w:val="clear" w:color="auto" w:fill="FFFFFF"/>
           </w:tcPr>
           <w:p>
@@ -1248,7 +1322,7 @@
         </w:tc>
         <w:tc>
           <w:tcPr>
-            <w:tcW w:type="dxa" w:w="5300"/>
+            <w:tcW w:type="dxa" w:w="5476"/>
             <w:shd w:val="clear" w:color="auto" w:fill="FFFFFF"/>
           </w:tcPr>
           <w:p>
@@ -1266,7 +1340,7 @@
         </w:tc>
         <w:tc>
           <w:tcPr>
-            <w:tcW w:type="dxa" w:w="2426"/>
+            <w:tcW w:type="dxa" w:w="2400"/>
             <w:shd w:val="clear" w:color="auto" w:fill="FFFFFF"/>
           </w:tcPr>
           <w:p>
@@ -1286,7 +1360,7 @@
       <w:tr>
         <w:tc>
           <w:tcPr>
-            <w:tcW w:type="dxa" w:w="1300"/>
+            <w:tcW w:type="dxa" w:w="1150"/>
             <w:shd w:val="clear" w:color="auto" w:fill="F3F4F6"/>
           </w:tcPr>
           <w:p>
@@ -1304,7 +1378,7 @@
         </w:tc>
         <w:tc>
           <w:tcPr>
-            <w:tcW w:type="dxa" w:w="5300"/>
+            <w:tcW w:type="dxa" w:w="5476"/>
             <w:shd w:val="clear" w:color="auto" w:fill="F3F4F6"/>
           </w:tcPr>
           <w:p>
@@ -1322,7 +1396,7 @@
         </w:tc>
         <w:tc>
           <w:tcPr>
-            <w:tcW w:type="dxa" w:w="2426"/>
+            <w:tcW w:type="dxa" w:w="2400"/>
             <w:shd w:val="clear" w:color="auto" w:fill="F3F4F6"/>
           </w:tcPr>
           <w:p>
@@ -1342,7 +1416,7 @@
       <w:tr>
         <w:tc>
           <w:tcPr>
-            <w:tcW w:type="dxa" w:w="1300"/>
+            <w:tcW w:type="dxa" w:w="1150"/>
             <w:shd w:val="clear" w:color="auto" w:fill="FFFFFF"/>
           </w:tcPr>
           <w:p>
@@ -1360,7 +1434,7 @@
         </w:tc>
         <w:tc>
           <w:tcPr>
-            <w:tcW w:type="dxa" w:w="5300"/>
+            <w:tcW w:type="dxa" w:w="5476"/>
             <w:shd w:val="clear" w:color="auto" w:fill="FFFFFF"/>
           </w:tcPr>
           <w:p>
@@ -1378,7 +1452,7 @@
         </w:tc>
         <w:tc>
           <w:tcPr>
-            <w:tcW w:type="dxa" w:w="2426"/>
+            <w:tcW w:type="dxa" w:w="2400"/>
             <w:shd w:val="clear" w:color="auto" w:fill="FFFFFF"/>
           </w:tcPr>
           <w:p>
@@ -1398,7 +1472,7 @@
       <w:tr>
         <w:tc>
           <w:tcPr>
-            <w:tcW w:type="dxa" w:w="1300"/>
+            <w:tcW w:type="dxa" w:w="1150"/>
             <w:shd w:val="clear" w:color="auto" w:fill="F3F4F6"/>
           </w:tcPr>
           <w:p>
@@ -1410,13 +1484,13 @@
                 <w:rFonts w:ascii="Arial" w:hAnsi="Arial"/>
                 <w:sz w:val="20"/>
               </w:rPr>
-              <w:t>TC-007</w:t>
+              <w:t>TC-007 (updated)</w:t>
             </w:r>
           </w:p>
         </w:tc>
         <w:tc>
           <w:tcPr>
-            <w:tcW w:type="dxa" w:w="5300"/>
+            <w:tcW w:type="dxa" w:w="5476"/>
             <w:shd w:val="clear" w:color="auto" w:fill="F3F4F6"/>
           </w:tcPr>
           <w:p>
@@ -1428,13 +1502,13 @@
                 <w:rFonts w:ascii="Arial" w:hAnsi="Arial"/>
                 <w:sz w:val="20"/>
               </w:rPr>
-              <w:t>Teacher attempts to view a DbsCheck record → denied</w:t>
+              <w:t>Teacher attempts to view a DbsCheck record → denied; Teacher can still read ConsentRecord.Status/ExpiryDate for the same student</w:t>
             </w:r>
           </w:p>
         </w:tc>
         <w:tc>
           <w:tcPr>
-            <w:tcW w:type="dxa" w:w="2426"/>
+            <w:tcW w:type="dxa" w:w="2400"/>
             <w:shd w:val="clear" w:color="auto" w:fill="F3F4F6"/>
           </w:tcPr>
           <w:p>
@@ -1446,7 +1520,7 @@
                 <w:rFonts w:ascii="Arial" w:hAnsi="Arial"/>
                 <w:sz w:val="20"/>
               </w:rPr>
-              <w:t>FR-002, NFR-001</w:t>
+              <w:t>FR-002, NFR-001, ADR-0004</w:t>
             </w:r>
           </w:p>
         </w:tc>
@@ -1454,7 +1528,7 @@
       <w:tr>
         <w:tc>
           <w:tcPr>
-            <w:tcW w:type="dxa" w:w="1300"/>
+            <w:tcW w:type="dxa" w:w="1150"/>
             <w:shd w:val="clear" w:color="auto" w:fill="FFFFFF"/>
           </w:tcPr>
           <w:p>
@@ -1466,13 +1540,13 @@
                 <w:rFonts w:ascii="Arial" w:hAnsi="Arial"/>
                 <w:sz w:val="20"/>
               </w:rPr>
-              <w:t>TC-008</w:t>
+              <w:t>TC-008 (updated)</w:t>
             </w:r>
           </w:p>
         </w:tc>
         <w:tc>
           <w:tcPr>
-            <w:tcW w:type="dxa" w:w="5300"/>
+            <w:tcW w:type="dxa" w:w="5476"/>
             <w:shd w:val="clear" w:color="auto" w:fill="FFFFFF"/>
           </w:tcPr>
           <w:p>
@@ -1484,13 +1558,13 @@
                 <w:rFonts w:ascii="Arial" w:hAnsi="Arial"/>
                 <w:sz w:val="20"/>
               </w:rPr>
-              <w:t>Approver attempts to view/approve a ConsentRecord → denied (out of role remit)</w:t>
+              <w:t>Approver attempts to view/approve a ConsentRecord or ConsentSensitiveDetails → denied (out of role remit)</w:t>
             </w:r>
           </w:p>
         </w:tc>
         <w:tc>
           <w:tcPr>
-            <w:tcW w:type="dxa" w:w="2426"/>
+            <w:tcW w:type="dxa" w:w="2400"/>
             <w:shd w:val="clear" w:color="auto" w:fill="FFFFFF"/>
           </w:tcPr>
           <w:p>
@@ -1510,7 +1584,7 @@
       <w:tr>
         <w:tc>
           <w:tcPr>
-            <w:tcW w:type="dxa" w:w="1300"/>
+            <w:tcW w:type="dxa" w:w="1150"/>
             <w:shd w:val="clear" w:color="auto" w:fill="F3F4F6"/>
           </w:tcPr>
           <w:p>
@@ -1528,7 +1602,7 @@
         </w:tc>
         <w:tc>
           <w:tcPr>
-            <w:tcW w:type="dxa" w:w="5300"/>
+            <w:tcW w:type="dxa" w:w="5476"/>
             <w:shd w:val="clear" w:color="auto" w:fill="F3F4F6"/>
           </w:tcPr>
           <w:p>
@@ -1546,7 +1620,7 @@
         </w:tc>
         <w:tc>
           <w:tcPr>
-            <w:tcW w:type="dxa" w:w="2426"/>
+            <w:tcW w:type="dxa" w:w="2400"/>
             <w:shd w:val="clear" w:color="auto" w:fill="F3F4F6"/>
           </w:tcPr>
           <w:p>
@@ -1566,7 +1640,7 @@
       <w:tr>
         <w:tc>
           <w:tcPr>
-            <w:tcW w:type="dxa" w:w="1300"/>
+            <w:tcW w:type="dxa" w:w="1150"/>
             <w:shd w:val="clear" w:color="auto" w:fill="FFFFFF"/>
           </w:tcPr>
           <w:p>
@@ -1584,7 +1658,7 @@
         </w:tc>
         <w:tc>
           <w:tcPr>
-            <w:tcW w:type="dxa" w:w="5300"/>
+            <w:tcW w:type="dxa" w:w="5476"/>
             <w:shd w:val="clear" w:color="auto" w:fill="FFFFFF"/>
           </w:tcPr>
           <w:p>
@@ -1602,7 +1676,7 @@
         </w:tc>
         <w:tc>
           <w:tcPr>
-            <w:tcW w:type="dxa" w:w="2426"/>
+            <w:tcW w:type="dxa" w:w="2400"/>
             <w:shd w:val="clear" w:color="auto" w:fill="FFFFFF"/>
           </w:tcPr>
           <w:p>
@@ -1622,7 +1696,7 @@
       <w:tr>
         <w:tc>
           <w:tcPr>
-            <w:tcW w:type="dxa" w:w="1300"/>
+            <w:tcW w:type="dxa" w:w="1150"/>
             <w:shd w:val="clear" w:color="auto" w:fill="F3F4F6"/>
           </w:tcPr>
           <w:p>
@@ -1634,13 +1708,13 @@
                 <w:rFonts w:ascii="Arial" w:hAnsi="Arial"/>
                 <w:sz w:val="20"/>
               </w:rPr>
-              <w:t>TC-011 (new)</w:t>
+              <w:t>TC-011</w:t>
             </w:r>
           </w:p>
         </w:tc>
         <w:tc>
           <w:tcPr>
-            <w:tcW w:type="dxa" w:w="5300"/>
+            <w:tcW w:type="dxa" w:w="5476"/>
             <w:shd w:val="clear" w:color="auto" w:fill="F3F4F6"/>
           </w:tcPr>
           <w:p>
@@ -1652,13 +1726,13 @@
                 <w:rFonts w:ascii="Arial" w:hAnsi="Arial"/>
                 <w:sz w:val="20"/>
               </w:rPr>
-              <w:t>Any read of a DbsCheck record or a ConsentRecord's masked fields writes a SensitiveDataAccessLog entry</w:t>
+              <w:t>Any read of a DbsCheck or ConsentSensitiveDetails row writes a SensitiveDataAccessLog entry via the DbCommandInterceptor</w:t>
             </w:r>
           </w:p>
         </w:tc>
         <w:tc>
           <w:tcPr>
-            <w:tcW w:type="dxa" w:w="2426"/>
+            <w:tcW w:type="dxa" w:w="2400"/>
             <w:shd w:val="clear" w:color="auto" w:fill="F3F4F6"/>
           </w:tcPr>
           <w:p>
@@ -1678,7 +1752,7 @@
       <w:tr>
         <w:tc>
           <w:tcPr>
-            <w:tcW w:type="dxa" w:w="1300"/>
+            <w:tcW w:type="dxa" w:w="1150"/>
             <w:shd w:val="clear" w:color="auto" w:fill="FFFFFF"/>
           </w:tcPr>
           <w:p>
@@ -1690,13 +1764,13 @@
                 <w:rFonts w:ascii="Arial" w:hAnsi="Arial"/>
                 <w:sz w:val="20"/>
               </w:rPr>
-              <w:t>TC-012 (new)</w:t>
+              <w:t>TC-012</w:t>
             </w:r>
           </w:p>
         </w:tc>
         <w:tc>
           <w:tcPr>
-            <w:tcW w:type="dxa" w:w="5300"/>
+            <w:tcW w:type="dxa" w:w="5476"/>
             <w:shd w:val="clear" w:color="auto" w:fill="FFFFFF"/>
           </w:tcPr>
           <w:p>
@@ -1714,7 +1788,7 @@
         </w:tc>
         <w:tc>
           <w:tcPr>
-            <w:tcW w:type="dxa" w:w="2426"/>
+            <w:tcW w:type="dxa" w:w="2400"/>
             <w:shd w:val="clear" w:color="auto" w:fill="FFFFFF"/>
           </w:tcPr>
           <w:p>
@@ -1734,7 +1808,7 @@
       <w:tr>
         <w:tc>
           <w:tcPr>
-            <w:tcW w:type="dxa" w:w="1300"/>
+            <w:tcW w:type="dxa" w:w="1150"/>
             <w:shd w:val="clear" w:color="auto" w:fill="F3F4F6"/>
           </w:tcPr>
           <w:p>
@@ -1746,13 +1820,13 @@
                 <w:rFonts w:ascii="Arial" w:hAnsi="Arial"/>
                 <w:sz w:val="20"/>
               </w:rPr>
-              <w:t>TC-013 (new)</w:t>
+              <w:t>TC-013</w:t>
             </w:r>
           </w:p>
         </w:tc>
         <w:tc>
           <w:tcPr>
-            <w:tcW w:type="dxa" w:w="5300"/>
+            <w:tcW w:type="dxa" w:w="5476"/>
             <w:shd w:val="clear" w:color="auto" w:fill="F3F4F6"/>
           </w:tcPr>
           <w:p>
@@ -1770,7 +1844,7 @@
         </w:tc>
         <w:tc>
           <w:tcPr>
-            <w:tcW w:type="dxa" w:w="2426"/>
+            <w:tcW w:type="dxa" w:w="2400"/>
             <w:shd w:val="clear" w:color="auto" w:fill="F3F4F6"/>
           </w:tcPr>
           <w:p>
@@ -1783,6 +1857,62 @@
                 <w:sz w:val="20"/>
               </w:rPr>
               <w:t>VLMS-LLD (NotificationService failure handling)</w:t>
+            </w:r>
+          </w:p>
+        </w:tc>
+      </w:tr>
+      <w:tr>
+        <w:tc>
+          <w:tcPr>
+            <w:tcW w:type="dxa" w:w="1150"/>
+            <w:shd w:val="clear" w:color="auto" w:fill="FFFFFF"/>
+          </w:tcPr>
+          <w:p>
+            <w:pPr>
+              <w:spacing w:after="40" w:before="40"/>
+            </w:pPr>
+            <w:r>
+              <w:rPr>
+                <w:rFonts w:ascii="Arial" w:hAnsi="Arial"/>
+                <w:sz w:val="20"/>
+              </w:rPr>
+              <w:t>TC-014 (new)</w:t>
+            </w:r>
+          </w:p>
+        </w:tc>
+        <w:tc>
+          <w:tcPr>
+            <w:tcW w:type="dxa" w:w="5476"/>
+            <w:shd w:val="clear" w:color="auto" w:fill="FFFFFF"/>
+          </w:tcPr>
+          <w:p>
+            <w:pPr>
+              <w:spacing w:after="40" w:before="40"/>
+            </w:pPr>
+            <w:r>
+              <w:rPr>
+                <w:rFonts w:ascii="Arial" w:hAnsi="Arial"/>
+                <w:sz w:val="20"/>
+              </w:rPr>
+              <w:t>Attempting UPDATE/DELETE against SensitiveDataAccessLog as the application's database principal is denied</w:t>
+            </w:r>
+          </w:p>
+        </w:tc>
+        <w:tc>
+          <w:tcPr>
+            <w:tcW w:type="dxa" w:w="2400"/>
+            <w:shd w:val="clear" w:color="auto" w:fill="FFFFFF"/>
+          </w:tcPr>
+          <w:p>
+            <w:pPr>
+              <w:spacing w:after="40" w:before="40"/>
+            </w:pPr>
+            <w:r>
+              <w:rPr>
+                <w:rFonts w:ascii="Arial" w:hAnsi="Arial"/>
+                <w:sz w:val="20"/>
+              </w:rPr>
+              <w:t>ADR-0004 (tamper protection)</w:t>
             </w:r>
           </w:p>
         </w:tc>

--- a/gates/design/VLMS_TEST.docx
+++ b/gates/design/VLMS_TEST.docx
@@ -201,7 +201,7 @@
                 <w:rFonts w:ascii="Arial" w:hAnsi="Arial"/>
                 <w:sz w:val="20"/>
               </w:rPr>
-              <w:t>1.2</w:t>
+              <w:t>1.3</w:t>
             </w:r>
           </w:p>
         </w:tc>
@@ -818,6 +818,80 @@
           </w:p>
         </w:tc>
       </w:tr>
+      <w:tr>
+        <w:tc>
+          <w:tcPr>
+            <w:tcW w:type="dxa" w:w="1150"/>
+            <w:shd w:val="clear" w:color="auto" w:fill="FFFFFF"/>
+          </w:tcPr>
+          <w:p>
+            <w:pPr>
+              <w:spacing w:after="40" w:before="40"/>
+            </w:pPr>
+            <w:r>
+              <w:rPr>
+                <w:rFonts w:ascii="Arial" w:hAnsi="Arial"/>
+                <w:sz w:val="20"/>
+              </w:rPr>
+              <w:t>1.3</w:t>
+            </w:r>
+          </w:p>
+        </w:tc>
+        <w:tc>
+          <w:tcPr>
+            <w:tcW w:type="dxa" w:w="1500"/>
+            <w:shd w:val="clear" w:color="auto" w:fill="FFFFFF"/>
+          </w:tcPr>
+          <w:p>
+            <w:pPr>
+              <w:spacing w:after="40" w:before="40"/>
+            </w:pPr>
+            <w:r>
+              <w:rPr>
+                <w:rFonts w:ascii="Arial" w:hAnsi="Arial"/>
+                <w:sz w:val="20"/>
+              </w:rPr>
+              <w:t>17 July 2026</w:t>
+            </w:r>
+          </w:p>
+        </w:tc>
+        <w:tc>
+          <w:tcPr>
+            <w:tcW w:type="dxa" w:w="2700"/>
+            <w:shd w:val="clear" w:color="auto" w:fill="FFFFFF"/>
+          </w:tcPr>
+          <w:p>
+            <w:pPr>
+              <w:spacing w:after="40" w:before="40"/>
+            </w:pPr>
+            <w:r>
+              <w:rPr>
+                <w:rFonts w:ascii="Arial" w:hAnsi="Arial"/>
+                <w:sz w:val="20"/>
+              </w:rPr>
+              <w:t>Philip</w:t>
+            </w:r>
+          </w:p>
+        </w:tc>
+        <w:tc>
+          <w:tcPr>
+            <w:tcW w:type="dxa" w:w="3676"/>
+            <w:shd w:val="clear" w:color="auto" w:fill="FFFFFF"/>
+          </w:tcPr>
+          <w:p>
+            <w:pPr>
+              <w:spacing w:after="40" w:before="40"/>
+            </w:pPr>
+            <w:r>
+              <w:rPr>
+                <w:rFonts w:ascii="Arial" w:hAnsi="Arial"/>
+                <w:sz w:val="20"/>
+              </w:rPr>
+              <w:t>Re-render addressing third design-gate review (Important finding, now fixed): TC-011 rewritten to name the IMaterializationInterceptor (not DbCommandInterceptor) and to specify multi-row acceptance detail explicitly — a multi-row read (e.g. Safeguarding Officer lists several DbsCheck records) must write one SensitiveDataAccessLog entry per entity materialized, not just one for the query as a whole.</w:t>
+            </w:r>
+          </w:p>
+        </w:tc>
+      </w:tr>
     </w:tbl>
     <w:p>
       <w:pPr>
@@ -1074,7 +1148,7 @@
       <w:tr>
         <w:tc>
           <w:tcPr>
-            <w:tcW w:type="dxa" w:w="1150"/>
+            <w:tcW w:type="dxa" w:w="1500"/>
             <w:shd w:val="clear" w:color="auto" w:fill="374151"/>
           </w:tcPr>
           <w:p>
@@ -1094,7 +1168,7 @@
         </w:tc>
         <w:tc>
           <w:tcPr>
-            <w:tcW w:type="dxa" w:w="5476"/>
+            <w:tcW w:type="dxa" w:w="5400"/>
             <w:shd w:val="clear" w:color="auto" w:fill="374151"/>
           </w:tcPr>
           <w:p>
@@ -1114,7 +1188,7 @@
         </w:tc>
         <w:tc>
           <w:tcPr>
-            <w:tcW w:type="dxa" w:w="2400"/>
+            <w:tcW w:type="dxa" w:w="2126"/>
             <w:shd w:val="clear" w:color="auto" w:fill="374151"/>
           </w:tcPr>
           <w:p>
@@ -1136,7 +1210,7 @@
       <w:tr>
         <w:tc>
           <w:tcPr>
-            <w:tcW w:type="dxa" w:w="1150"/>
+            <w:tcW w:type="dxa" w:w="1500"/>
             <w:shd w:val="clear" w:color="auto" w:fill="F3F4F6"/>
           </w:tcPr>
           <w:p>
@@ -1154,7 +1228,7 @@
         </w:tc>
         <w:tc>
           <w:tcPr>
-            <w:tcW w:type="dxa" w:w="5476"/>
+            <w:tcW w:type="dxa" w:w="5400"/>
             <w:shd w:val="clear" w:color="auto" w:fill="F3F4F6"/>
           </w:tcPr>
           <w:p>
@@ -1172,7 +1246,7 @@
         </w:tc>
         <w:tc>
           <w:tcPr>
-            <w:tcW w:type="dxa" w:w="2400"/>
+            <w:tcW w:type="dxa" w:w="2126"/>
             <w:shd w:val="clear" w:color="auto" w:fill="F3F4F6"/>
           </w:tcPr>
           <w:p>
@@ -1192,7 +1266,7 @@
       <w:tr>
         <w:tc>
           <w:tcPr>
-            <w:tcW w:type="dxa" w:w="1150"/>
+            <w:tcW w:type="dxa" w:w="1500"/>
             <w:shd w:val="clear" w:color="auto" w:fill="FFFFFF"/>
           </w:tcPr>
           <w:p>
@@ -1210,7 +1284,7 @@
         </w:tc>
         <w:tc>
           <w:tcPr>
-            <w:tcW w:type="dxa" w:w="5476"/>
+            <w:tcW w:type="dxa" w:w="5400"/>
             <w:shd w:val="clear" w:color="auto" w:fill="FFFFFF"/>
           </w:tcPr>
           <w:p>
@@ -1228,7 +1302,7 @@
         </w:tc>
         <w:tc>
           <w:tcPr>
-            <w:tcW w:type="dxa" w:w="2400"/>
+            <w:tcW w:type="dxa" w:w="2126"/>
             <w:shd w:val="clear" w:color="auto" w:fill="FFFFFF"/>
           </w:tcPr>
           <w:p>
@@ -1248,7 +1322,7 @@
       <w:tr>
         <w:tc>
           <w:tcPr>
-            <w:tcW w:type="dxa" w:w="1150"/>
+            <w:tcW w:type="dxa" w:w="1500"/>
             <w:shd w:val="clear" w:color="auto" w:fill="F3F4F6"/>
           </w:tcPr>
           <w:p>
@@ -1266,7 +1340,7 @@
         </w:tc>
         <w:tc>
           <w:tcPr>
-            <w:tcW w:type="dxa" w:w="5476"/>
+            <w:tcW w:type="dxa" w:w="5400"/>
             <w:shd w:val="clear" w:color="auto" w:fill="F3F4F6"/>
           </w:tcPr>
           <w:p>
@@ -1284,7 +1358,7 @@
         </w:tc>
         <w:tc>
           <w:tcPr>
-            <w:tcW w:type="dxa" w:w="2400"/>
+            <w:tcW w:type="dxa" w:w="2126"/>
             <w:shd w:val="clear" w:color="auto" w:fill="F3F4F6"/>
           </w:tcPr>
           <w:p>
@@ -1304,7 +1378,7 @@
       <w:tr>
         <w:tc>
           <w:tcPr>
-            <w:tcW w:type="dxa" w:w="1150"/>
+            <w:tcW w:type="dxa" w:w="1500"/>
             <w:shd w:val="clear" w:color="auto" w:fill="FFFFFF"/>
           </w:tcPr>
           <w:p>
@@ -1322,7 +1396,7 @@
         </w:tc>
         <w:tc>
           <w:tcPr>
-            <w:tcW w:type="dxa" w:w="5476"/>
+            <w:tcW w:type="dxa" w:w="5400"/>
             <w:shd w:val="clear" w:color="auto" w:fill="FFFFFF"/>
           </w:tcPr>
           <w:p>
@@ -1340,7 +1414,7 @@
         </w:tc>
         <w:tc>
           <w:tcPr>
-            <w:tcW w:type="dxa" w:w="2400"/>
+            <w:tcW w:type="dxa" w:w="2126"/>
             <w:shd w:val="clear" w:color="auto" w:fill="FFFFFF"/>
           </w:tcPr>
           <w:p>
@@ -1360,7 +1434,7 @@
       <w:tr>
         <w:tc>
           <w:tcPr>
-            <w:tcW w:type="dxa" w:w="1150"/>
+            <w:tcW w:type="dxa" w:w="1500"/>
             <w:shd w:val="clear" w:color="auto" w:fill="F3F4F6"/>
           </w:tcPr>
           <w:p>
@@ -1378,7 +1452,7 @@
         </w:tc>
         <w:tc>
           <w:tcPr>
-            <w:tcW w:type="dxa" w:w="5476"/>
+            <w:tcW w:type="dxa" w:w="5400"/>
             <w:shd w:val="clear" w:color="auto" w:fill="F3F4F6"/>
           </w:tcPr>
           <w:p>
@@ -1396,7 +1470,7 @@
         </w:tc>
         <w:tc>
           <w:tcPr>
-            <w:tcW w:type="dxa" w:w="2400"/>
+            <w:tcW w:type="dxa" w:w="2126"/>
             <w:shd w:val="clear" w:color="auto" w:fill="F3F4F6"/>
           </w:tcPr>
           <w:p>
@@ -1416,7 +1490,7 @@
       <w:tr>
         <w:tc>
           <w:tcPr>
-            <w:tcW w:type="dxa" w:w="1150"/>
+            <w:tcW w:type="dxa" w:w="1500"/>
             <w:shd w:val="clear" w:color="auto" w:fill="FFFFFF"/>
           </w:tcPr>
           <w:p>
@@ -1434,7 +1508,7 @@
         </w:tc>
         <w:tc>
           <w:tcPr>
-            <w:tcW w:type="dxa" w:w="5476"/>
+            <w:tcW w:type="dxa" w:w="5400"/>
             <w:shd w:val="clear" w:color="auto" w:fill="FFFFFF"/>
           </w:tcPr>
           <w:p>
@@ -1452,7 +1526,7 @@
         </w:tc>
         <w:tc>
           <w:tcPr>
-            <w:tcW w:type="dxa" w:w="2400"/>
+            <w:tcW w:type="dxa" w:w="2126"/>
             <w:shd w:val="clear" w:color="auto" w:fill="FFFFFF"/>
           </w:tcPr>
           <w:p>
@@ -1472,7 +1546,7 @@
       <w:tr>
         <w:tc>
           <w:tcPr>
-            <w:tcW w:type="dxa" w:w="1150"/>
+            <w:tcW w:type="dxa" w:w="1500"/>
             <w:shd w:val="clear" w:color="auto" w:fill="F3F4F6"/>
           </w:tcPr>
           <w:p>
@@ -1490,7 +1564,7 @@
         </w:tc>
         <w:tc>
           <w:tcPr>
-            <w:tcW w:type="dxa" w:w="5476"/>
+            <w:tcW w:type="dxa" w:w="5400"/>
             <w:shd w:val="clear" w:color="auto" w:fill="F3F4F6"/>
           </w:tcPr>
           <w:p>
@@ -1508,7 +1582,7 @@
         </w:tc>
         <w:tc>
           <w:tcPr>
-            <w:tcW w:type="dxa" w:w="2400"/>
+            <w:tcW w:type="dxa" w:w="2126"/>
             <w:shd w:val="clear" w:color="auto" w:fill="F3F4F6"/>
           </w:tcPr>
           <w:p>
@@ -1528,7 +1602,7 @@
       <w:tr>
         <w:tc>
           <w:tcPr>
-            <w:tcW w:type="dxa" w:w="1150"/>
+            <w:tcW w:type="dxa" w:w="1500"/>
             <w:shd w:val="clear" w:color="auto" w:fill="FFFFFF"/>
           </w:tcPr>
           <w:p>
@@ -1546,7 +1620,7 @@
         </w:tc>
         <w:tc>
           <w:tcPr>
-            <w:tcW w:type="dxa" w:w="5476"/>
+            <w:tcW w:type="dxa" w:w="5400"/>
             <w:shd w:val="clear" w:color="auto" w:fill="FFFFFF"/>
           </w:tcPr>
           <w:p>
@@ -1564,7 +1638,7 @@
         </w:tc>
         <w:tc>
           <w:tcPr>
-            <w:tcW w:type="dxa" w:w="2400"/>
+            <w:tcW w:type="dxa" w:w="2126"/>
             <w:shd w:val="clear" w:color="auto" w:fill="FFFFFF"/>
           </w:tcPr>
           <w:p>
@@ -1584,7 +1658,7 @@
       <w:tr>
         <w:tc>
           <w:tcPr>
-            <w:tcW w:type="dxa" w:w="1150"/>
+            <w:tcW w:type="dxa" w:w="1500"/>
             <w:shd w:val="clear" w:color="auto" w:fill="F3F4F6"/>
           </w:tcPr>
           <w:p>
@@ -1602,7 +1676,7 @@
         </w:tc>
         <w:tc>
           <w:tcPr>
-            <w:tcW w:type="dxa" w:w="5476"/>
+            <w:tcW w:type="dxa" w:w="5400"/>
             <w:shd w:val="clear" w:color="auto" w:fill="F3F4F6"/>
           </w:tcPr>
           <w:p>
@@ -1620,7 +1694,7 @@
         </w:tc>
         <w:tc>
           <w:tcPr>
-            <w:tcW w:type="dxa" w:w="2400"/>
+            <w:tcW w:type="dxa" w:w="2126"/>
             <w:shd w:val="clear" w:color="auto" w:fill="F3F4F6"/>
           </w:tcPr>
           <w:p>
@@ -1640,7 +1714,7 @@
       <w:tr>
         <w:tc>
           <w:tcPr>
-            <w:tcW w:type="dxa" w:w="1150"/>
+            <w:tcW w:type="dxa" w:w="1500"/>
             <w:shd w:val="clear" w:color="auto" w:fill="FFFFFF"/>
           </w:tcPr>
           <w:p>
@@ -1658,7 +1732,7 @@
         </w:tc>
         <w:tc>
           <w:tcPr>
-            <w:tcW w:type="dxa" w:w="5476"/>
+            <w:tcW w:type="dxa" w:w="5400"/>
             <w:shd w:val="clear" w:color="auto" w:fill="FFFFFF"/>
           </w:tcPr>
           <w:p>
@@ -1676,7 +1750,7 @@
         </w:tc>
         <w:tc>
           <w:tcPr>
-            <w:tcW w:type="dxa" w:w="2400"/>
+            <w:tcW w:type="dxa" w:w="2126"/>
             <w:shd w:val="clear" w:color="auto" w:fill="FFFFFF"/>
           </w:tcPr>
           <w:p>
@@ -1696,7 +1770,7 @@
       <w:tr>
         <w:tc>
           <w:tcPr>
-            <w:tcW w:type="dxa" w:w="1150"/>
+            <w:tcW w:type="dxa" w:w="1500"/>
             <w:shd w:val="clear" w:color="auto" w:fill="F3F4F6"/>
           </w:tcPr>
           <w:p>
@@ -1708,13 +1782,13 @@
                 <w:rFonts w:ascii="Arial" w:hAnsi="Arial"/>
                 <w:sz w:val="20"/>
               </w:rPr>
-              <w:t>TC-011</w:t>
+              <w:t>TC-011 (updated)</w:t>
             </w:r>
           </w:p>
         </w:tc>
         <w:tc>
           <w:tcPr>
-            <w:tcW w:type="dxa" w:w="5476"/>
+            <w:tcW w:type="dxa" w:w="5400"/>
             <w:shd w:val="clear" w:color="auto" w:fill="F3F4F6"/>
           </w:tcPr>
           <w:p>
@@ -1726,13 +1800,13 @@
                 <w:rFonts w:ascii="Arial" w:hAnsi="Arial"/>
                 <w:sz w:val="20"/>
               </w:rPr>
-              <w:t>Any read of a DbsCheck or ConsentSensitiveDetails row writes a SensitiveDataAccessLog entry via the DbCommandInterceptor</w:t>
+              <w:t>Any read of a DbsCheck or ConsentSensitiveDetails row writes a SensitiveDataAccessLog entry via the IMaterializationInterceptor, including a multi-row read (e.g. Safeguarding Officer lists several DbsCheck records) — one log entry per entity materialized, not just one for the query</w:t>
             </w:r>
           </w:p>
         </w:tc>
         <w:tc>
           <w:tcPr>
-            <w:tcW w:type="dxa" w:w="2400"/>
+            <w:tcW w:type="dxa" w:w="2126"/>
             <w:shd w:val="clear" w:color="auto" w:fill="F3F4F6"/>
           </w:tcPr>
           <w:p>
@@ -1752,7 +1826,7 @@
       <w:tr>
         <w:tc>
           <w:tcPr>
-            <w:tcW w:type="dxa" w:w="1150"/>
+            <w:tcW w:type="dxa" w:w="1500"/>
             <w:shd w:val="clear" w:color="auto" w:fill="FFFFFF"/>
           </w:tcPr>
           <w:p>
@@ -1770,7 +1844,7 @@
         </w:tc>
         <w:tc>
           <w:tcPr>
-            <w:tcW w:type="dxa" w:w="5476"/>
+            <w:tcW w:type="dxa" w:w="5400"/>
             <w:shd w:val="clear" w:color="auto" w:fill="FFFFFF"/>
           </w:tcPr>
           <w:p>
@@ -1788,7 +1862,7 @@
         </w:tc>
         <w:tc>
           <w:tcPr>
-            <w:tcW w:type="dxa" w:w="2400"/>
+            <w:tcW w:type="dxa" w:w="2126"/>
             <w:shd w:val="clear" w:color="auto" w:fill="FFFFFF"/>
           </w:tcPr>
           <w:p>
@@ -1808,7 +1882,7 @@
       <w:tr>
         <w:tc>
           <w:tcPr>
-            <w:tcW w:type="dxa" w:w="1150"/>
+            <w:tcW w:type="dxa" w:w="1500"/>
             <w:shd w:val="clear" w:color="auto" w:fill="F3F4F6"/>
           </w:tcPr>
           <w:p>
@@ -1826,7 +1900,7 @@
         </w:tc>
         <w:tc>
           <w:tcPr>
-            <w:tcW w:type="dxa" w:w="5476"/>
+            <w:tcW w:type="dxa" w:w="5400"/>
             <w:shd w:val="clear" w:color="auto" w:fill="F3F4F6"/>
           </w:tcPr>
           <w:p>
@@ -1844,7 +1918,7 @@
         </w:tc>
         <w:tc>
           <w:tcPr>
-            <w:tcW w:type="dxa" w:w="2400"/>
+            <w:tcW w:type="dxa" w:w="2126"/>
             <w:shd w:val="clear" w:color="auto" w:fill="F3F4F6"/>
           </w:tcPr>
           <w:p>
@@ -1864,7 +1938,7 @@
       <w:tr>
         <w:tc>
           <w:tcPr>
-            <w:tcW w:type="dxa" w:w="1150"/>
+            <w:tcW w:type="dxa" w:w="1500"/>
             <w:shd w:val="clear" w:color="auto" w:fill="FFFFFF"/>
           </w:tcPr>
           <w:p>
@@ -1876,13 +1950,13 @@
                 <w:rFonts w:ascii="Arial" w:hAnsi="Arial"/>
                 <w:sz w:val="20"/>
               </w:rPr>
-              <w:t>TC-014 (new)</w:t>
+              <w:t>TC-014</w:t>
             </w:r>
           </w:p>
         </w:tc>
         <w:tc>
           <w:tcPr>
-            <w:tcW w:type="dxa" w:w="5476"/>
+            <w:tcW w:type="dxa" w:w="5400"/>
             <w:shd w:val="clear" w:color="auto" w:fill="FFFFFF"/>
           </w:tcPr>
           <w:p>
@@ -1900,7 +1974,7 @@
         </w:tc>
         <w:tc>
           <w:tcPr>
-            <w:tcW w:type="dxa" w:w="2400"/>
+            <w:tcW w:type="dxa" w:w="2126"/>
             <w:shd w:val="clear" w:color="auto" w:fill="FFFFFF"/>
           </w:tcPr>
           <w:p>
